--- a/courts/ninth-circuit/montana/state/supreme-court/motion-brief/usage/OUTPUT-motion-brief.docx
+++ b/courts/ninth-circuit/montana/state/supreme-court/motion-brief/usage/OUTPUT-motion-brief.docx
@@ -3695,19 +3695,7 @@
         <w:pStyle w:val="BodyText"/>
       </w:pPr>
       <w:r>
-        <w:t xml:space="preserve">Appellant State Agencies and the Governor move for a stay of the District Court’s Findings of Fact and Conclusions of Law and Order. App. 012, Doc. 405. With over 400 docket entries, this case has a tail too long to describe in a ten-page motion. In short, sixteen youth filed a constitutional challenge to a provision of MEPA, § 75</w:t>
-      </w:r>
-      <w:r>
-        <w:noBreakHyphen/>
-      </w:r>
-      <w:r>
-        <w:t xml:space="preserve">1</w:t>
-      </w:r>
-      <w:r>
-        <w:noBreakHyphen/>
-      </w:r>
-      <w:r>
-        <w:t xml:space="preserve">201(2)⁠(a), MCA, which limits Appellants’ consideration of greenhouse gas (GHG) emissions and climate impacts in their MEPA analyses.</w:t>
+        <w:t xml:space="preserve">Appellant State Agencies and the Governor move for a stay of the District Court’s Findings of Fact and Conclusions of Law and Order. App. 012, Doc. 405. With over 400 docket entries, this case has a tail too long to describe in a ten-page motion. In short, sixteen youth filed a constitutional challenge to a provision of MEPA, § 75-⁠1-⁠201(2)⁠(a), MCA, which limits Appellants’ consideration of greenhouse gas (GHG) emissions and climate impacts in their MEPA analyses.</w:t>
       </w:r>
     </w:p>
     <w:p>
@@ -3836,31 +3824,7 @@
         <w:t xml:space="preserve"> </w:t>
       </w:r>
       <w:r>
-        <w:t xml:space="preserve">§ 75</w:t>
-      </w:r>
-      <w:r>
-        <w:noBreakHyphen/>
-      </w:r>
-      <w:r>
-        <w:t xml:space="preserve">1</w:t>
-      </w:r>
-      <w:r>
-        <w:noBreakHyphen/>
-      </w:r>
-      <w:r>
-        <w:t xml:space="preserve">102(3)⁠(b); § 75</w:t>
-      </w:r>
-      <w:r>
-        <w:noBreakHyphen/>
-      </w:r>
-      <w:r>
-        <w:t xml:space="preserve">1</w:t>
-      </w:r>
-      <w:r>
-        <w:noBreakHyphen/>
-      </w:r>
-      <w:r>
-        <w:t xml:space="preserve">201(4)⁠(a).</w:t>
+        <w:t xml:space="preserve">§ 75-⁠1-⁠102(3)⁠(b); § 75-⁠1-⁠201(4)⁠(a).</w:t>
       </w:r>
     </w:p>
     <w:p>
@@ -4209,19 +4173,7 @@
         <w:pStyle w:val="BodyText"/>
       </w:pPr>
       <w:r>
-        <w:t xml:space="preserve">Additionally, the District Court’s justiciability analysis stretched the judicial power beyond recognized limits. For example, the Court concluded that enjoining MCA § 75</w:t>
-      </w:r>
-      <w:r>
-        <w:noBreakHyphen/>
-      </w:r>
-      <w:r>
-        <w:t xml:space="preserve">1</w:t>
-      </w:r>
-      <w:r>
-        <w:noBreakHyphen/>
-      </w:r>
-      <w:r>
-        <w:t xml:space="preserve">201(2)⁠(a) would redress Plaintiffs’ injuries by ameliorating global climate change by some unspecified degree.</w:t>
+        <w:t xml:space="preserve">Additionally, the District Court’s justiciability analysis stretched the judicial power beyond recognized limits. For example, the Court concluded that enjoining MCA § 75-⁠1-⁠201(2)⁠(a) would redress Plaintiffs’ injuries by ameliorating global climate change by some unspecified degree.</w:t>
       </w:r>
       <w:r>
         <w:t xml:space="preserve"> </w:t>
@@ -4352,19 +4304,7 @@
         <w:noBreakHyphen/>
       </w:r>
       <w:r>
-        <w:t xml:space="preserve">294. As Appellants pointed out, that is wrong because MEPA is only an information-gathering and disclosing statute, not a substantive permitting statute. No state agency can “withhold, deny, or impose conditions on any permit or other authority to act” based on MEPA. § 75</w:t>
-      </w:r>
-      <w:r>
-        <w:noBreakHyphen/>
-      </w:r>
-      <w:r>
-        <w:t xml:space="preserve">1</w:t>
-      </w:r>
-      <w:r>
-        <w:noBreakHyphen/>
-      </w:r>
-      <w:r>
-        <w:t xml:space="preserve">201(4)⁠(a).</w:t>
+        <w:t xml:space="preserve">294. As Appellants pointed out, that is wrong because MEPA is only an information-gathering and disclosing statute, not a substantive permitting statute. No state agency can “withhold, deny, or impose conditions on any permit or other authority to act” based on MEPA. § 75-⁠1-⁠201(4)⁠(a).</w:t>
       </w:r>
     </w:p>
     <w:p>
@@ -4579,7 +4519,7 @@
         <w:noBreakHyphen/>
       </w:r>
       <w:r>
-        <w:t xml:space="preserve">212, Doc. 424 ¶¶ 6–7, 15–23. No one disputes that climate change is a complex global issue. This litigation is proof enough: the parties exchanged over 50,000 pages of documents, engaged in a seven-day trial, and the Court issued a 102-page Order on the topic. Because of its complexity, analyzing GHG emissions and climate impacts of a project is no easy task. And Appellants cannot implement methods for performing that analysis overnight; it must be thoughtful, evaluating when the analysis might apply, proper scoping, the extent of the analysis, and geographic limits. Otherwise, Appellants would be subject to potential litigation risk by parties who claim it is acting arbitrarily and capriciously by using a slipshod analysis cobbled together to avoid contempt or widespread litigation against State agencies’ MEPA review and permitting decisions. Appellants have no way to recover these resources if the District Court is reversed, so these are irreparable injuries.</w:t>
+        <w:t xml:space="preserve">212, Doc. 424 ¶¶ 6–⁠7, 15–23. No one disputes that climate change is a complex global issue. This litigation is proof enough: the parties exchanged over 50,000 pages of documents, engaged in a seven-day trial, and the Court issued a 102-page Order on the topic. Because of its complexity, analyzing GHG emissions and climate impacts of a project is no easy task. And Appellants cannot implement methods for performing that analysis overnight; it must be thoughtful, evaluating when the analysis might apply, proper scoping, the extent of the analysis, and geographic limits. Otherwise, Appellants would be subject to potential litigation risk by parties who claim it is acting arbitrarily and capriciously by using a slipshod analysis cobbled together to avoid contempt or widespread litigation against State agencies’ MEPA review and permitting decisions. Appellants have no way to recover these resources if the District Court is reversed, so these are irreparable injuries.</w:t>
       </w:r>
       <w:r>
         <w:t xml:space="preserve"> </w:t>
@@ -4613,7 +4553,7 @@
         <w:t xml:space="preserve">See Grenz v. Mont. DNRC</w:t>
       </w:r>
       <w:r>
-        <w:t xml:space="preserve">, 2011 MT 17, ¶¶ 17–20, 359 Mont. 154, 248 P.3d 785. That principle has even more force here, where a hastily-developed GHG and climate impacts analysis will affect multiple agencies and reshape Appellants’ MEPA review.</w:t>
+        <w:t xml:space="preserve">, 2011 MT 17, ¶¶ 17–⁠20, 359 Mont. 154, 248 P.3d 785. That principle has even more force here, where a hastily-developed GHG and climate impacts analysis will affect multiple agencies and reshape Appellants’ MEPA review.</w:t>
       </w:r>
       <w:r>
         <w:t xml:space="preserve"> </w:t>
@@ -4775,19 +4715,7 @@
         <w:t xml:space="preserve">Leiva-Perez</w:t>
       </w:r>
       <w:r>
-        <w:t xml:space="preserve">, 640 F.3d at 970. While Plaintiffs insist that they suffer ongoing harms due to climate change, hastily implementing methods for analyzing GHG emissions during MEPA review will not relieve those harms. Climate change is a complex issue, and developing sound methods for analyzing it will take time. And even if DEQ could implement those methods overnight, MEPA does not let DEQ deny permits for “fossil fuel projects,” or any projects. § 75</w:t>
-      </w:r>
-      <w:r>
-        <w:noBreakHyphen/>
-      </w:r>
-      <w:r>
-        <w:t xml:space="preserve">1</w:t>
-      </w:r>
-      <w:r>
-        <w:noBreakHyphen/>
-      </w:r>
-      <w:r>
-        <w:t xml:space="preserve">201(1)⁠(b); 75</w:t>
+        <w:t xml:space="preserve">, 640 F.3d at 970. While Plaintiffs insist that they suffer ongoing harms due to climate change, hastily implementing methods for analyzing GHG emissions during MEPA review will not relieve those harms. Climate change is a complex issue, and developing sound methods for analyzing it will take time. And even if DEQ could implement those methods overnight, MEPA does not let DEQ deny permits for “fossil fuel projects,” or any projects. § 75-⁠1-⁠201(1)⁠(b); 75</w:t>
       </w:r>
       <w:r>
         <w:noBreakHyphen/>
@@ -4936,19 +4864,7 @@
         <w:t xml:space="preserve"> </w:t>
       </w:r>
       <w:r>
-        <w:t xml:space="preserve">§§ 2</w:t>
-      </w:r>
-      <w:r>
-        <w:noBreakHyphen/>
-      </w:r>
-      <w:r>
-        <w:t xml:space="preserve">4</w:t>
-      </w:r>
-      <w:r>
-        <w:noBreakHyphen/>
-      </w:r>
-      <w:r>
-        <w:t xml:space="preserve">302,</w:t>
+        <w:t xml:space="preserve">§§ 2-⁠4-⁠302,</w:t>
       </w:r>
       <w:r>
         <w:t xml:space="preserve"> </w:t>
@@ -11586,6 +11502,7 @@
     <w:unhideWhenUsed/>
     <w:qFormat/>
     <w:pPr>
+      <w:keepLines/>
       <w:spacing w:before="0" w:after="140" w:line="322" w:lineRule="exact"/>
     </w:pPr>
     <w:rPr>
@@ -11836,6 +11753,33 @@
     <w:pPr>
       <w:spacing w:before="0" w:after="0" w:line="322" w:lineRule="exact"/>
       <w:ind w:left="2160" w:hanging="720"/>
+    </w:pPr>
+  </w:style>
+  <w:style w:type="paragraph" w:customStyle="1" w:styleId="XdQuoteList1">
+    <w:name w:val="Xd Quote List 1"/>
+    <w:basedOn w:val="Normal"/>
+    <w:qFormat/>
+    <w:pPr>
+      <w:spacing w:before="0" w:after="0" w:line="322" w:lineRule="exact"/>
+      <w:ind w:left="1440" w:right="720" w:hanging="720"/>
+    </w:pPr>
+  </w:style>
+  <w:style w:type="paragraph" w:customStyle="1" w:styleId="XdQuoteList2">
+    <w:name w:val="Xd Quote List 2"/>
+    <w:basedOn w:val="Normal"/>
+    <w:qFormat/>
+    <w:pPr>
+      <w:spacing w:before="0" w:after="0" w:line="322" w:lineRule="exact"/>
+      <w:ind w:left="2160" w:right="720" w:hanging="720"/>
+    </w:pPr>
+  </w:style>
+  <w:style w:type="paragraph" w:customStyle="1" w:styleId="XdQuoteList3">
+    <w:name w:val="Xd Quote List 3"/>
+    <w:basedOn w:val="Normal"/>
+    <w:qFormat/>
+    <w:pPr>
+      <w:spacing w:before="0" w:after="0" w:line="322" w:lineRule="exact"/>
+      <w:ind w:left="2880" w:right="720" w:hanging="720"/>
     </w:pPr>
   </w:style>
   <w:style w:type="paragraph" w:customStyle="1" w:styleId="SourceCode">
